--- a/revue-template/Pronto - modele d'article_FR.docx
+++ b/revue-template/Pronto - modele d'article_FR.docx
@@ -937,7 +937,7 @@
           <w:rFonts w:asciiTheme="majorHAnsi" w:hAnsiTheme="majorHAnsi" w:cstheme="majorHAnsi"/>
           <w:noProof/>
         </w:rPr>
-        <w:t xml:space="preserve">Crédit : </w:t>
+        <w:t xml:space="preserve">Copyright : </w:t>
       </w:r>
     </w:p>
     <w:p>
@@ -965,6 +965,22 @@
           <w:szCs w:val="24"/>
         </w:rPr>
         <w:commentReference w:id="0"/>
+      </w:r>
+    </w:p>
+    <w:p>
+      <w:pPr>
+        <w:pStyle w:val="SZHCleAbbTab"/>
+        <w:rPr>
+          <w:rFonts w:asciiTheme="majorHAnsi" w:hAnsiTheme="majorHAnsi" w:cstheme="majorHAnsi"/>
+          <w:noProof/>
+        </w:rPr>
+      </w:pPr>
+      <w:r>
+        <w:rPr>
+          <w:rFonts w:asciiTheme="majorHAnsi" w:hAnsiTheme="majorHAnsi" w:cstheme="majorHAnsi"/>
+          <w:noProof/>
+        </w:rPr>
+        <w:t xml:space="preserve">Note : </w:t>
       </w:r>
     </w:p>
     <w:p>
@@ -1123,7 +1139,7 @@
           <w:rFonts w:asciiTheme="majorHAnsi" w:hAnsiTheme="majorHAnsi" w:cstheme="majorHAnsi"/>
           <w:noProof/>
         </w:rPr>
-        <w:t xml:space="preserve">Crédit : </w:t>
+        <w:t xml:space="preserve">Copyright : </w:t>
       </w:r>
     </w:p>
     <w:p>
@@ -1140,6 +1156,22 @@
           <w:noProof/>
         </w:rPr>
         <w:t xml:space="preserve">Source : </w:t>
+      </w:r>
+    </w:p>
+    <w:p>
+      <w:pPr>
+        <w:pStyle w:val="SZHCleAbbTab"/>
+        <w:rPr>
+          <w:rFonts w:asciiTheme="majorHAnsi" w:hAnsiTheme="majorHAnsi" w:cstheme="majorHAnsi"/>
+          <w:noProof/>
+        </w:rPr>
+      </w:pPr>
+      <w:r>
+        <w:rPr>
+          <w:rFonts w:asciiTheme="majorHAnsi" w:hAnsiTheme="majorHAnsi" w:cstheme="majorHAnsi"/>
+          <w:noProof/>
+        </w:rPr>
+        <w:t xml:space="preserve">Note : </w:t>
       </w:r>
     </w:p>
     <w:tbl>
@@ -1229,7 +1261,7 @@
           <w:rFonts w:asciiTheme="majorHAnsi" w:hAnsiTheme="majorHAnsi" w:cstheme="majorHAnsi"/>
           <w:noProof/>
         </w:rPr>
-        <w:t>Copiez ces quatre paragraphes et le tableau pour chaque nouveau tableau.</w:t>
+        <w:t>Copiez ces cinq paragraphes et le tableau pour chaque nouveau tableau.</w:t>
       </w:r>
     </w:p>
     <w:p>
